--- a/Skills/1-Cognitive skills/0-Intro to Cognitive skills/1-Theoretical/4-Multi Sources/0-General information/Sources - Intro to General information - Multi Sources.docx
+++ b/Skills/1-Cognitive skills/0-Intro to Cognitive skills/1-Theoretical/4-Multi Sources/0-General information/Sources - Intro to General information - Multi Sources.docx
@@ -115,7 +115,25 @@
           <w:sz w:val="18"/>
           <w:szCs w:val="18"/>
         </w:rPr>
-        <w:t>[What Are Cognitive Skills and How Do They Work_ - A BrainFit Resorts Production.mp4 -&gt; What Are Cognitive Skill.mp4] [Multi sources - What Are Cognitive Skill]</w:t>
+        <w:t xml:space="preserve">[What Are Cognitive Skills and How Do They Work_ - A </w:t>
+      </w:r>
+      <w:proofErr w:type="spellStart"/>
+      <w:r>
+        <w:rPr>
+          <w:bCs/>
+          <w:sz w:val="18"/>
+          <w:szCs w:val="18"/>
+        </w:rPr>
+        <w:t>BrainFit</w:t>
+      </w:r>
+      <w:proofErr w:type="spellEnd"/>
+      <w:r>
+        <w:rPr>
+          <w:bCs/>
+          <w:sz w:val="18"/>
+          <w:szCs w:val="18"/>
+        </w:rPr>
+        <w:t xml:space="preserve"> Resorts Production.mp4 -&gt; What Are Cognitive Skill.mp4] [Multi sources - What Are Cognitive Skill]</w:t>
       </w:r>
     </w:p>
     <w:p>
@@ -786,7 +804,43 @@
           <w:sz w:val="18"/>
           <w:szCs w:val="18"/>
         </w:rPr>
-        <w:t>StorageType: Cloud -&gt; Platform: GitHub -&gt; Account: toonskillsking -&gt; Repository: KingdomheartsSkill -&gt; Path:Skills/1-Cognitive skills/0-Intro to Cognitive skills/1-Theoretical/..</w:t>
+        <w:t xml:space="preserve">Data Path: Content Storage Folder -&gt; </w:t>
+      </w:r>
+      <w:proofErr w:type="spellStart"/>
+      <w:r>
+        <w:rPr>
+          <w:bCs/>
+          <w:sz w:val="18"/>
+          <w:szCs w:val="18"/>
+        </w:rPr>
+        <w:t>ContentStorage</w:t>
+      </w:r>
+      <w:proofErr w:type="spellEnd"/>
+      <w:r>
+        <w:rPr>
+          <w:bCs/>
+          <w:sz w:val="18"/>
+          <w:szCs w:val="18"/>
+        </w:rPr>
+        <w:t xml:space="preserve"> Database -&gt; Folders Table -&gt; ID Column: 7, </w:t>
+      </w:r>
+      <w:proofErr w:type="spellStart"/>
+      <w:r>
+        <w:rPr>
+          <w:bCs/>
+          <w:sz w:val="18"/>
+          <w:szCs w:val="18"/>
+        </w:rPr>
+        <w:t>FolderOrFileName</w:t>
+      </w:r>
+      <w:proofErr w:type="spellEnd"/>
+      <w:r>
+        <w:rPr>
+          <w:bCs/>
+          <w:sz w:val="18"/>
+          <w:szCs w:val="18"/>
+        </w:rPr>
+        <w:t xml:space="preserve"> Column: Intro to Cognitive skills</w:t>
       </w:r>
     </w:p>
     <w:p>
@@ -1593,7 +1647,43 @@
           <w:sz w:val="18"/>
           <w:szCs w:val="18"/>
         </w:rPr>
-        <w:t>StorageType: Cloud -&gt; Platform: GitHub -&gt; Account: toonskillsking -&gt; Repository: KingdomheartsSkill -&gt; Path:Skills/1-Cognitive skills/0-Intro to Cognitive skills/1-Theoretical/..</w:t>
+        <w:t xml:space="preserve">Data Path: Content Storage Folder -&gt; </w:t>
+      </w:r>
+      <w:proofErr w:type="spellStart"/>
+      <w:r>
+        <w:rPr>
+          <w:bCs/>
+          <w:sz w:val="18"/>
+          <w:szCs w:val="18"/>
+        </w:rPr>
+        <w:t>ContentStorage</w:t>
+      </w:r>
+      <w:proofErr w:type="spellEnd"/>
+      <w:r>
+        <w:rPr>
+          <w:bCs/>
+          <w:sz w:val="18"/>
+          <w:szCs w:val="18"/>
+        </w:rPr>
+        <w:t xml:space="preserve"> Database -&gt; Folders Table -&gt; ID Column: 7, </w:t>
+      </w:r>
+      <w:proofErr w:type="spellStart"/>
+      <w:r>
+        <w:rPr>
+          <w:bCs/>
+          <w:sz w:val="18"/>
+          <w:szCs w:val="18"/>
+        </w:rPr>
+        <w:t>FolderOrFileName</w:t>
+      </w:r>
+      <w:proofErr w:type="spellEnd"/>
+      <w:r>
+        <w:rPr>
+          <w:bCs/>
+          <w:sz w:val="18"/>
+          <w:szCs w:val="18"/>
+        </w:rPr>
+        <w:t xml:space="preserve"> Column: Intro to Cognitive skills</w:t>
       </w:r>
     </w:p>
     <w:p>
@@ -2026,7 +2116,25 @@
           <w:sz w:val="18"/>
           <w:szCs w:val="18"/>
         </w:rPr>
-        <w:t>Web Tool: Sejda - HTML to PDF (https://www.sejda.com/html-to-pdf) [convert html to pdf]</w:t>
+        <w:t xml:space="preserve">Web Tool: </w:t>
+      </w:r>
+      <w:proofErr w:type="spellStart"/>
+      <w:r>
+        <w:rPr>
+          <w:bCs/>
+          <w:sz w:val="18"/>
+          <w:szCs w:val="18"/>
+        </w:rPr>
+        <w:t>Sejda</w:t>
+      </w:r>
+      <w:proofErr w:type="spellEnd"/>
+      <w:r>
+        <w:rPr>
+          <w:bCs/>
+          <w:sz w:val="18"/>
+          <w:szCs w:val="18"/>
+        </w:rPr>
+        <w:t xml:space="preserve"> - HTML to PDF (https://www.sejda.com/html-to-pdf) [convert html to pdf]</w:t>
       </w:r>
     </w:p>
     <w:p>
@@ -2282,7 +2390,43 @@
           <w:sz w:val="18"/>
           <w:szCs w:val="18"/>
         </w:rPr>
-        <w:t>StorageType: Cloud -&gt; Platform: GitHub -&gt; Account: toonskillsking -&gt; Repository: KingdomheartsSkill -&gt; Path:Skills/1-Cognitive skills/0-Intro to Cognitive skills/1-Theoretical/..</w:t>
+        <w:t xml:space="preserve">Data Path: Content Storage Folder -&gt; </w:t>
+      </w:r>
+      <w:proofErr w:type="spellStart"/>
+      <w:r>
+        <w:rPr>
+          <w:bCs/>
+          <w:sz w:val="18"/>
+          <w:szCs w:val="18"/>
+        </w:rPr>
+        <w:t>ContentStorage</w:t>
+      </w:r>
+      <w:proofErr w:type="spellEnd"/>
+      <w:r>
+        <w:rPr>
+          <w:bCs/>
+          <w:sz w:val="18"/>
+          <w:szCs w:val="18"/>
+        </w:rPr>
+        <w:t xml:space="preserve"> Database -&gt; Folders Table -&gt; ID Column: 7, </w:t>
+      </w:r>
+      <w:proofErr w:type="spellStart"/>
+      <w:r>
+        <w:rPr>
+          <w:bCs/>
+          <w:sz w:val="18"/>
+          <w:szCs w:val="18"/>
+        </w:rPr>
+        <w:t>FolderOrFileName</w:t>
+      </w:r>
+      <w:proofErr w:type="spellEnd"/>
+      <w:r>
+        <w:rPr>
+          <w:bCs/>
+          <w:sz w:val="18"/>
+          <w:szCs w:val="18"/>
+        </w:rPr>
+        <w:t xml:space="preserve"> Column: Intro to Cognitive skills</w:t>
       </w:r>
     </w:p>
     <w:p>
